--- a/docs/Lantern参赛背景书.docx
+++ b/docs/Lantern参赛背景书.docx
@@ -574,7 +574,7 @@
       </w:pPr>
       <w:hyperlink w:anchor="_LarkToc00016" w:history="1">
         <w:r>
-          <w:t>（一）办公场景：徒步团建活动策划案</w:t>
+          <w:t>（一）示范案例一：办公策划——徒步团建活动策划案</w:t>
         </w:r>
         <w:r>
           <w:tab/>
@@ -605,7 +605,7 @@
       </w:pPr>
       <w:hyperlink w:anchor="_LarkToc00017" w:history="1">
         <w:r>
-          <w:t>（二）技术演示：石油炼制 3D 全流程网页</w:t>
+          <w:t>（二）示范案例二：技术演示——石油炼制 3D 全流程网页</w:t>
         </w:r>
         <w:r>
           <w:tab/>
@@ -636,7 +636,7 @@
       </w:pPr>
       <w:hyperlink w:anchor="_LarkToc00018" w:history="1">
         <w:r>
-          <w:t>（三）更多场景</w:t>
+          <w:t>（三）更多应用场景</w:t>
         </w:r>
         <w:r>
           <w:tab/>
@@ -682,7 +682,7 @@
           <w:fldChar w:fldCharType="separate"/>
         </w:r>
         <w:r>
-          <w:t>4</w:t>
+          <w:t>5</w:t>
         </w:r>
         <w:r>
           <w:fldChar w:fldCharType="end"/>
@@ -713,7 +713,7 @@
           <w:fldChar w:fldCharType="separate"/>
         </w:r>
         <w:r>
-          <w:t>4</w:t>
+          <w:t>5</w:t>
         </w:r>
         <w:r>
           <w:fldChar w:fldCharType="end"/>
@@ -1562,7 +1562,7 @@
       </w:pPr>
       <w:bookmarkStart w:id="16" w:name="_LarkToc00016"/>
       <w:r>
-        <w:t>（一）办公场景：徒步团建活动策划案</w:t>
+        <w:t>（一）示范案例一：办公策划——徒步团建活动策划案</w:t>
       </w:r>
       <w:bookmarkEnd w:id="16"/>
     </w:p>
@@ -1584,7 +1584,7 @@
       </w:pPr>
       <w:bookmarkStart w:id="17" w:name="_LarkToc00017"/>
       <w:r>
-        <w:t>（二）技术演示：石油炼制 3D 全流程网页</w:t>
+        <w:t>（二）示范案例二：技术演示——石油炼制 3D 全流程网页</w:t>
       </w:r>
       <w:bookmarkEnd w:id="17"/>
     </w:p>
@@ -1597,7 +1597,7 @@
           <w:rFonts w:ascii="Times New Roman" w:hAnsi="Times New Roman" w:eastAsia="宋体"/>
           <w:b w:val="0"/>
         </w:rPr>
-        <w:t>针对技术演示场景，团队构建了“石油炼制 3D 全流程”单文件交互网页：以 three.js 实现原油到汽油、柴油分馏裂化的完整流程，支持六章节滚动叙事、相机随章节联动、温度参数交互与粒子动画。网页截图可直接进入 Lantern 演示，将 3D 交互体验沉淀为评审与汇报素材。</w:t>
+        <w:t>针对化工行业的技术演示场景，团队构建了“石油炼制 3D 全流程”单文件交互网页：以 three.js 实现原油到汽油、柴油分馏裂化的完整流程，支持六章节滚动叙事、相机随章节联动、温度参数交互与粒子动画。网页截图可直接进入 Lantern 演示，将 3D 交互体验沉淀为评审与汇报素材。</w:t>
       </w:r>
     </w:p>
     <w:p>
@@ -1606,7 +1606,7 @@
       </w:pPr>
       <w:bookmarkStart w:id="18" w:name="_LarkToc00018"/>
       <w:r>
-        <w:t>（三）更多场景</w:t>
+        <w:t>（三）更多应用场景</w:t>
       </w:r>
       <w:bookmarkEnd w:id="18"/>
     </w:p>
@@ -1619,7 +1619,797 @@
           <w:rFonts w:ascii="Times New Roman" w:hAnsi="Times New Roman" w:eastAsia="宋体"/>
           <w:b w:val="0"/>
         </w:rPr>
-        <w:t>产品发布、培训课件、评审答辩、数据汇报等需要“快速成片、随时再生成”的场景，均为 Lantern 的适用领域。</w:t>
+        <w:t>两个示范案例分别代表 Lantern 的两类典型用法：策划类文档以结构化数据快速成片，技术类演示以富媒体资产进入演示。在此基础上，Lantern 还可广泛应用于以下办公场景：</w:t>
+      </w:r>
+    </w:p>
+    <w:tbl>
+      <w:tblPr>
+        <w:tblStyle w:val="TableGrid"/>
+        <w:tblW w:type="auto" w:w="0"/>
+        <w:jc w:val="center"/>
+        <w:tblLayout w:type="fixed"/>
+        <w:tblLook w:firstColumn="1" w:firstRow="1" w:lastColumn="0" w:lastRow="0" w:noHBand="0" w:noVBand="1" w:val="04A0"/>
+      </w:tblPr>
+      <w:tblGrid>
+        <w:gridCol w:w="3024"/>
+        <w:gridCol w:w="3024"/>
+        <w:gridCol w:w="3024"/>
+      </w:tblGrid>
+      <w:tr>
+        <w:trPr>
+          <w:cantSplit/>
+          <w:tblHeader/>
+        </w:trPr>
+        <w:tc>
+          <w:tcPr>
+            <w:tcW w:type="dxa" w:w="1361"/>
+            <w:vAlign w:val="center"/>
+            <w:shd w:val="clear" w:fill="D9D9D9"/>
+          </w:tcPr>
+          <w:p>
+            <w:pPr>
+              <w:spacing w:line="240" w:lineRule="auto" w:before="40" w:after="40"/>
+              <w:ind w:firstLine="0"/>
+              <w:jc w:val="center"/>
+            </w:pPr>
+            <w:r>
+              <w:rPr>
+                <w:rFonts w:ascii="Times New Roman" w:hAnsi="Times New Roman" w:eastAsia="宋体"/>
+                <w:b/>
+                <w:sz w:val="21"/>
+              </w:rPr>
+              <w:t>应用场景</w:t>
+            </w:r>
+          </w:p>
+        </w:tc>
+        <w:tc>
+          <w:tcPr>
+            <w:tcW w:type="dxa" w:w="3515"/>
+            <w:vAlign w:val="center"/>
+            <w:shd w:val="clear" w:fill="D9D9D9"/>
+          </w:tcPr>
+          <w:p>
+            <w:pPr>
+              <w:spacing w:line="240" w:lineRule="auto" w:before="40" w:after="40"/>
+              <w:ind w:firstLine="0"/>
+              <w:jc w:val="center"/>
+            </w:pPr>
+            <w:r>
+              <w:rPr>
+                <w:rFonts w:ascii="Times New Roman" w:hAnsi="Times New Roman" w:eastAsia="宋体"/>
+                <w:b/>
+                <w:sz w:val="21"/>
+              </w:rPr>
+              <w:t>典型用途</w:t>
+            </w:r>
+          </w:p>
+        </w:tc>
+        <w:tc>
+          <w:tcPr>
+            <w:tcW w:type="dxa" w:w="4082"/>
+            <w:vAlign w:val="center"/>
+            <w:shd w:val="clear" w:fill="D9D9D9"/>
+          </w:tcPr>
+          <w:p>
+            <w:pPr>
+              <w:spacing w:line="240" w:lineRule="auto" w:before="40" w:after="40"/>
+              <w:ind w:firstLine="0"/>
+              <w:jc w:val="center"/>
+            </w:pPr>
+            <w:r>
+              <w:rPr>
+                <w:rFonts w:ascii="Times New Roman" w:hAnsi="Times New Roman" w:eastAsia="宋体"/>
+                <w:b/>
+                <w:sz w:val="21"/>
+              </w:rPr>
+              <w:t>Lantern 的价值</w:t>
+            </w:r>
+          </w:p>
+        </w:tc>
+      </w:tr>
+      <w:tr>
+        <w:trPr>
+          <w:cantSplit/>
+        </w:trPr>
+        <w:tc>
+          <w:tcPr>
+            <w:tcW w:type="dxa" w:w="1361"/>
+            <w:vAlign w:val="center"/>
+          </w:tcPr>
+          <w:p>
+            <w:pPr>
+              <w:spacing w:line="240" w:lineRule="auto" w:before="40" w:after="40"/>
+              <w:ind w:firstLine="0"/>
+              <w:jc w:val="center"/>
+            </w:pPr>
+            <w:r>
+              <w:rPr>
+                <w:rFonts w:ascii="Times New Roman" w:hAnsi="Times New Roman" w:eastAsia="宋体"/>
+                <w:b w:val="0"/>
+                <w:sz w:val="21"/>
+              </w:rPr>
+              <w:t>产品发布</w:t>
+            </w:r>
+          </w:p>
+        </w:tc>
+        <w:tc>
+          <w:tcPr>
+            <w:tcW w:type="dxa" w:w="3515"/>
+            <w:vAlign w:val="center"/>
+          </w:tcPr>
+          <w:p>
+            <w:pPr>
+              <w:spacing w:line="240" w:lineRule="auto" w:before="40" w:after="40"/>
+              <w:ind w:firstLine="0"/>
+              <w:jc w:val="left"/>
+            </w:pPr>
+            <w:r>
+              <w:rPr>
+                <w:rFonts w:ascii="Times New Roman" w:hAnsi="Times New Roman" w:eastAsia="宋体"/>
+                <w:b w:val="0"/>
+                <w:sz w:val="21"/>
+              </w:rPr>
+              <w:t>新品介绍、功能演示、发布会物料</w:t>
+            </w:r>
+          </w:p>
+        </w:tc>
+        <w:tc>
+          <w:tcPr>
+            <w:tcW w:type="dxa" w:w="4082"/>
+            <w:vAlign w:val="center"/>
+          </w:tcPr>
+          <w:p>
+            <w:pPr>
+              <w:spacing w:line="240" w:lineRule="auto" w:before="40" w:after="40"/>
+              <w:ind w:firstLine="0"/>
+              <w:jc w:val="left"/>
+            </w:pPr>
+            <w:r>
+              <w:rPr>
+                <w:rFonts w:ascii="Times New Roman" w:hAnsi="Times New Roman" w:eastAsia="宋体"/>
+                <w:b w:val="0"/>
+                <w:sz w:val="21"/>
+              </w:rPr>
+              <w:t>快速成片，产品参数随时更新再生成</w:t>
+            </w:r>
+          </w:p>
+        </w:tc>
+      </w:tr>
+      <w:tr>
+        <w:trPr>
+          <w:cantSplit/>
+        </w:trPr>
+        <w:tc>
+          <w:tcPr>
+            <w:tcW w:type="dxa" w:w="1361"/>
+            <w:vAlign w:val="center"/>
+          </w:tcPr>
+          <w:p>
+            <w:pPr>
+              <w:spacing w:line="240" w:lineRule="auto" w:before="40" w:after="40"/>
+              <w:ind w:firstLine="0"/>
+              <w:jc w:val="center"/>
+            </w:pPr>
+            <w:r>
+              <w:rPr>
+                <w:rFonts w:ascii="Times New Roman" w:hAnsi="Times New Roman" w:eastAsia="宋体"/>
+                <w:b w:val="0"/>
+                <w:sz w:val="21"/>
+              </w:rPr>
+              <w:t>项目路演</w:t>
+            </w:r>
+          </w:p>
+        </w:tc>
+        <w:tc>
+          <w:tcPr>
+            <w:tcW w:type="dxa" w:w="3515"/>
+            <w:vAlign w:val="center"/>
+          </w:tcPr>
+          <w:p>
+            <w:pPr>
+              <w:spacing w:line="240" w:lineRule="auto" w:before="40" w:after="40"/>
+              <w:ind w:firstLine="0"/>
+              <w:jc w:val="left"/>
+            </w:pPr>
+            <w:r>
+              <w:rPr>
+                <w:rFonts w:ascii="Times New Roman" w:hAnsi="Times New Roman" w:eastAsia="宋体"/>
+                <w:b w:val="0"/>
+                <w:sz w:val="21"/>
+              </w:rPr>
+              <w:t>创业融资、项目立项演示</w:t>
+            </w:r>
+          </w:p>
+        </w:tc>
+        <w:tc>
+          <w:tcPr>
+            <w:tcW w:type="dxa" w:w="4082"/>
+            <w:vAlign w:val="center"/>
+          </w:tcPr>
+          <w:p>
+            <w:pPr>
+              <w:spacing w:line="240" w:lineRule="auto" w:before="40" w:after="40"/>
+              <w:ind w:firstLine="0"/>
+              <w:jc w:val="left"/>
+            </w:pPr>
+            <w:r>
+              <w:rPr>
+                <w:rFonts w:ascii="Times New Roman" w:hAnsi="Times New Roman" w:eastAsia="宋体"/>
+                <w:b w:val="0"/>
+                <w:sz w:val="21"/>
+              </w:rPr>
+              <w:t>JSON 可版本管理，多版路演一键再生</w:t>
+            </w:r>
+          </w:p>
+        </w:tc>
+      </w:tr>
+      <w:tr>
+        <w:trPr>
+          <w:cantSplit/>
+        </w:trPr>
+        <w:tc>
+          <w:tcPr>
+            <w:tcW w:type="dxa" w:w="1361"/>
+            <w:vAlign w:val="center"/>
+          </w:tcPr>
+          <w:p>
+            <w:pPr>
+              <w:spacing w:line="240" w:lineRule="auto" w:before="40" w:after="40"/>
+              <w:ind w:firstLine="0"/>
+              <w:jc w:val="center"/>
+            </w:pPr>
+            <w:r>
+              <w:rPr>
+                <w:rFonts w:ascii="Times New Roman" w:hAnsi="Times New Roman" w:eastAsia="宋体"/>
+                <w:b w:val="0"/>
+                <w:sz w:val="21"/>
+              </w:rPr>
+              <w:t>培训课件</w:t>
+            </w:r>
+          </w:p>
+        </w:tc>
+        <w:tc>
+          <w:tcPr>
+            <w:tcW w:type="dxa" w:w="3515"/>
+            <w:vAlign w:val="center"/>
+          </w:tcPr>
+          <w:p>
+            <w:pPr>
+              <w:spacing w:line="240" w:lineRule="auto" w:before="40" w:after="40"/>
+              <w:ind w:firstLine="0"/>
+              <w:jc w:val="left"/>
+            </w:pPr>
+            <w:r>
+              <w:rPr>
+                <w:rFonts w:ascii="Times New Roman" w:hAnsi="Times New Roman" w:eastAsia="宋体"/>
+                <w:b w:val="0"/>
+                <w:sz w:val="21"/>
+              </w:rPr>
+              <w:t>入职培训、技能讲解、制度宣贯</w:t>
+            </w:r>
+          </w:p>
+        </w:tc>
+        <w:tc>
+          <w:tcPr>
+            <w:tcW w:type="dxa" w:w="4082"/>
+            <w:vAlign w:val="center"/>
+          </w:tcPr>
+          <w:p>
+            <w:pPr>
+              <w:spacing w:line="240" w:lineRule="auto" w:before="40" w:after="40"/>
+              <w:ind w:firstLine="0"/>
+              <w:jc w:val="left"/>
+            </w:pPr>
+            <w:r>
+              <w:rPr>
+                <w:rFonts w:ascii="Times New Roman" w:hAnsi="Times New Roman" w:eastAsia="宋体"/>
+                <w:b w:val="0"/>
+                <w:sz w:val="21"/>
+              </w:rPr>
+              <w:t>内容与版式分离，批量更新讲师课件</w:t>
+            </w:r>
+          </w:p>
+        </w:tc>
+      </w:tr>
+      <w:tr>
+        <w:trPr>
+          <w:cantSplit/>
+        </w:trPr>
+        <w:tc>
+          <w:tcPr>
+            <w:tcW w:type="dxa" w:w="1361"/>
+            <w:vAlign w:val="center"/>
+          </w:tcPr>
+          <w:p>
+            <w:pPr>
+              <w:spacing w:line="240" w:lineRule="auto" w:before="40" w:after="40"/>
+              <w:ind w:firstLine="0"/>
+              <w:jc w:val="center"/>
+            </w:pPr>
+            <w:r>
+              <w:rPr>
+                <w:rFonts w:ascii="Times New Roman" w:hAnsi="Times New Roman" w:eastAsia="宋体"/>
+                <w:b w:val="0"/>
+                <w:sz w:val="21"/>
+              </w:rPr>
+              <w:t>评审答辩</w:t>
+            </w:r>
+          </w:p>
+        </w:tc>
+        <w:tc>
+          <w:tcPr>
+            <w:tcW w:type="dxa" w:w="3515"/>
+            <w:vAlign w:val="center"/>
+          </w:tcPr>
+          <w:p>
+            <w:pPr>
+              <w:spacing w:line="240" w:lineRule="auto" w:before="40" w:after="40"/>
+              <w:ind w:firstLine="0"/>
+              <w:jc w:val="left"/>
+            </w:pPr>
+            <w:r>
+              <w:rPr>
+                <w:rFonts w:ascii="Times New Roman" w:hAnsi="Times New Roman" w:eastAsia="宋体"/>
+                <w:b w:val="0"/>
+                <w:sz w:val="21"/>
+              </w:rPr>
+              <w:t>项目评审、毕业答辩、验收汇报</w:t>
+            </w:r>
+          </w:p>
+        </w:tc>
+        <w:tc>
+          <w:tcPr>
+            <w:tcW w:type="dxa" w:w="4082"/>
+            <w:vAlign w:val="center"/>
+          </w:tcPr>
+          <w:p>
+            <w:pPr>
+              <w:spacing w:line="240" w:lineRule="auto" w:before="40" w:after="40"/>
+              <w:ind w:firstLine="0"/>
+              <w:jc w:val="left"/>
+            </w:pPr>
+            <w:r>
+              <w:rPr>
+                <w:rFonts w:ascii="Times New Roman" w:hAnsi="Times New Roman" w:eastAsia="宋体"/>
+                <w:b w:val="0"/>
+                <w:sz w:val="21"/>
+              </w:rPr>
+              <w:t>自动校验版式，避免低级错误</w:t>
+            </w:r>
+          </w:p>
+        </w:tc>
+      </w:tr>
+      <w:tr>
+        <w:trPr>
+          <w:cantSplit/>
+        </w:trPr>
+        <w:tc>
+          <w:tcPr>
+            <w:tcW w:type="dxa" w:w="1361"/>
+            <w:vAlign w:val="center"/>
+          </w:tcPr>
+          <w:p>
+            <w:pPr>
+              <w:spacing w:line="240" w:lineRule="auto" w:before="40" w:after="40"/>
+              <w:ind w:firstLine="0"/>
+              <w:jc w:val="center"/>
+            </w:pPr>
+            <w:r>
+              <w:rPr>
+                <w:rFonts w:ascii="Times New Roman" w:hAnsi="Times New Roman" w:eastAsia="宋体"/>
+                <w:b w:val="0"/>
+                <w:sz w:val="21"/>
+              </w:rPr>
+              <w:t>数据汇报</w:t>
+            </w:r>
+          </w:p>
+        </w:tc>
+        <w:tc>
+          <w:tcPr>
+            <w:tcW w:type="dxa" w:w="3515"/>
+            <w:vAlign w:val="center"/>
+          </w:tcPr>
+          <w:p>
+            <w:pPr>
+              <w:spacing w:line="240" w:lineRule="auto" w:before="40" w:after="40"/>
+              <w:ind w:firstLine="0"/>
+              <w:jc w:val="left"/>
+            </w:pPr>
+            <w:r>
+              <w:rPr>
+                <w:rFonts w:ascii="Times New Roman" w:hAnsi="Times New Roman" w:eastAsia="宋体"/>
+                <w:b w:val="0"/>
+                <w:sz w:val="21"/>
+              </w:rPr>
+              <w:t>经营分析、周报月报、业绩复盘</w:t>
+            </w:r>
+          </w:p>
+        </w:tc>
+        <w:tc>
+          <w:tcPr>
+            <w:tcW w:type="dxa" w:w="4082"/>
+            <w:vAlign w:val="center"/>
+          </w:tcPr>
+          <w:p>
+            <w:pPr>
+              <w:spacing w:line="240" w:lineRule="auto" w:before="40" w:after="40"/>
+              <w:ind w:firstLine="0"/>
+              <w:jc w:val="left"/>
+            </w:pPr>
+            <w:r>
+              <w:rPr>
+                <w:rFonts w:ascii="Times New Roman" w:hAnsi="Times New Roman" w:eastAsia="宋体"/>
+                <w:b w:val="0"/>
+                <w:sz w:val="21"/>
+              </w:rPr>
+              <w:t>表格自动渲染，数字全篇一致</w:t>
+            </w:r>
+          </w:p>
+        </w:tc>
+      </w:tr>
+      <w:tr>
+        <w:trPr>
+          <w:cantSplit/>
+        </w:trPr>
+        <w:tc>
+          <w:tcPr>
+            <w:tcW w:type="dxa" w:w="1361"/>
+            <w:vAlign w:val="center"/>
+          </w:tcPr>
+          <w:p>
+            <w:pPr>
+              <w:spacing w:line="240" w:lineRule="auto" w:before="40" w:after="40"/>
+              <w:ind w:firstLine="0"/>
+              <w:jc w:val="center"/>
+            </w:pPr>
+            <w:r>
+              <w:rPr>
+                <w:rFonts w:ascii="Times New Roman" w:hAnsi="Times New Roman" w:eastAsia="宋体"/>
+                <w:b w:val="0"/>
+                <w:sz w:val="21"/>
+              </w:rPr>
+              <w:t>市场方案</w:t>
+            </w:r>
+          </w:p>
+        </w:tc>
+        <w:tc>
+          <w:tcPr>
+            <w:tcW w:type="dxa" w:w="3515"/>
+            <w:vAlign w:val="center"/>
+          </w:tcPr>
+          <w:p>
+            <w:pPr>
+              <w:spacing w:line="240" w:lineRule="auto" w:before="40" w:after="40"/>
+              <w:ind w:firstLine="0"/>
+              <w:jc w:val="left"/>
+            </w:pPr>
+            <w:r>
+              <w:rPr>
+                <w:rFonts w:ascii="Times New Roman" w:hAnsi="Times New Roman" w:eastAsia="宋体"/>
+                <w:b w:val="0"/>
+                <w:sz w:val="21"/>
+              </w:rPr>
+              <w:t>营销策划、竞品分析、投放提案</w:t>
+            </w:r>
+          </w:p>
+        </w:tc>
+        <w:tc>
+          <w:tcPr>
+            <w:tcW w:type="dxa" w:w="4082"/>
+            <w:vAlign w:val="center"/>
+          </w:tcPr>
+          <w:p>
+            <w:pPr>
+              <w:spacing w:line="240" w:lineRule="auto" w:before="40" w:after="40"/>
+              <w:ind w:firstLine="0"/>
+              <w:jc w:val="left"/>
+            </w:pPr>
+            <w:r>
+              <w:rPr>
+                <w:rFonts w:ascii="Times New Roman" w:hAnsi="Times New Roman" w:eastAsia="宋体"/>
+                <w:b w:val="0"/>
+                <w:sz w:val="21"/>
+              </w:rPr>
+              <w:t>图片素材一键进片，方案即成品</w:t>
+            </w:r>
+          </w:p>
+        </w:tc>
+      </w:tr>
+      <w:tr>
+        <w:trPr>
+          <w:cantSplit/>
+        </w:trPr>
+        <w:tc>
+          <w:tcPr>
+            <w:tcW w:type="dxa" w:w="1361"/>
+            <w:vAlign w:val="center"/>
+          </w:tcPr>
+          <w:p>
+            <w:pPr>
+              <w:spacing w:line="240" w:lineRule="auto" w:before="40" w:after="40"/>
+              <w:ind w:firstLine="0"/>
+              <w:jc w:val="center"/>
+            </w:pPr>
+            <w:r>
+              <w:rPr>
+                <w:rFonts w:ascii="Times New Roman" w:hAnsi="Times New Roman" w:eastAsia="宋体"/>
+                <w:b w:val="0"/>
+                <w:sz w:val="21"/>
+              </w:rPr>
+              <w:t>年终总结</w:t>
+            </w:r>
+          </w:p>
+        </w:tc>
+        <w:tc>
+          <w:tcPr>
+            <w:tcW w:type="dxa" w:w="3515"/>
+            <w:vAlign w:val="center"/>
+          </w:tcPr>
+          <w:p>
+            <w:pPr>
+              <w:spacing w:line="240" w:lineRule="auto" w:before="40" w:after="40"/>
+              <w:ind w:firstLine="0"/>
+              <w:jc w:val="left"/>
+            </w:pPr>
+            <w:r>
+              <w:rPr>
+                <w:rFonts w:ascii="Times New Roman" w:hAnsi="Times New Roman" w:eastAsia="宋体"/>
+                <w:b w:val="0"/>
+                <w:sz w:val="21"/>
+              </w:rPr>
+              <w:t>部门总结、个人述职</w:t>
+            </w:r>
+          </w:p>
+        </w:tc>
+        <w:tc>
+          <w:tcPr>
+            <w:tcW w:type="dxa" w:w="4082"/>
+            <w:vAlign w:val="center"/>
+          </w:tcPr>
+          <w:p>
+            <w:pPr>
+              <w:spacing w:line="240" w:lineRule="auto" w:before="40" w:after="40"/>
+              <w:ind w:firstLine="0"/>
+              <w:jc w:val="left"/>
+            </w:pPr>
+            <w:r>
+              <w:rPr>
+                <w:rFonts w:ascii="Times New Roman" w:hAnsi="Times New Roman" w:eastAsia="宋体"/>
+                <w:b w:val="0"/>
+                <w:sz w:val="21"/>
+              </w:rPr>
+              <w:t>复用统一模板，快速产出规范文档</w:t>
+            </w:r>
+          </w:p>
+        </w:tc>
+      </w:tr>
+      <w:tr>
+        <w:trPr>
+          <w:cantSplit/>
+        </w:trPr>
+        <w:tc>
+          <w:tcPr>
+            <w:tcW w:type="dxa" w:w="1361"/>
+            <w:vAlign w:val="center"/>
+          </w:tcPr>
+          <w:p>
+            <w:pPr>
+              <w:spacing w:line="240" w:lineRule="auto" w:before="40" w:after="40"/>
+              <w:ind w:firstLine="0"/>
+              <w:jc w:val="center"/>
+            </w:pPr>
+            <w:r>
+              <w:rPr>
+                <w:rFonts w:ascii="Times New Roman" w:hAnsi="Times New Roman" w:eastAsia="宋体"/>
+                <w:b w:val="0"/>
+                <w:sz w:val="21"/>
+              </w:rPr>
+              <w:t>投标方案</w:t>
+            </w:r>
+          </w:p>
+        </w:tc>
+        <w:tc>
+          <w:tcPr>
+            <w:tcW w:type="dxa" w:w="3515"/>
+            <w:vAlign w:val="center"/>
+          </w:tcPr>
+          <w:p>
+            <w:pPr>
+              <w:spacing w:line="240" w:lineRule="auto" w:before="40" w:after="40"/>
+              <w:ind w:firstLine="0"/>
+              <w:jc w:val="left"/>
+            </w:pPr>
+            <w:r>
+              <w:rPr>
+                <w:rFonts w:ascii="Times New Roman" w:hAnsi="Times New Roman" w:eastAsia="宋体"/>
+                <w:b w:val="0"/>
+                <w:sz w:val="21"/>
+              </w:rPr>
+              <w:t>商务标书、技术方案演示</w:t>
+            </w:r>
+          </w:p>
+        </w:tc>
+        <w:tc>
+          <w:tcPr>
+            <w:tcW w:type="dxa" w:w="4082"/>
+            <w:vAlign w:val="center"/>
+          </w:tcPr>
+          <w:p>
+            <w:pPr>
+              <w:spacing w:line="240" w:lineRule="auto" w:before="40" w:after="40"/>
+              <w:ind w:firstLine="0"/>
+              <w:jc w:val="left"/>
+            </w:pPr>
+            <w:r>
+              <w:rPr>
+                <w:rFonts w:ascii="Times New Roman" w:hAnsi="Times New Roman" w:eastAsia="宋体"/>
+                <w:b w:val="0"/>
+                <w:sz w:val="21"/>
+              </w:rPr>
+              <w:t>数据驱动，格式规范统一</w:t>
+            </w:r>
+          </w:p>
+        </w:tc>
+      </w:tr>
+      <w:tr>
+        <w:trPr>
+          <w:cantSplit/>
+        </w:trPr>
+        <w:tc>
+          <w:tcPr>
+            <w:tcW w:type="dxa" w:w="1361"/>
+            <w:vAlign w:val="center"/>
+          </w:tcPr>
+          <w:p>
+            <w:pPr>
+              <w:spacing w:line="240" w:lineRule="auto" w:before="40" w:after="40"/>
+              <w:ind w:firstLine="0"/>
+              <w:jc w:val="center"/>
+            </w:pPr>
+            <w:r>
+              <w:rPr>
+                <w:rFonts w:ascii="Times New Roman" w:hAnsi="Times New Roman" w:eastAsia="宋体"/>
+                <w:b w:val="0"/>
+                <w:sz w:val="21"/>
+              </w:rPr>
+              <w:t>教学课件</w:t>
+            </w:r>
+          </w:p>
+        </w:tc>
+        <w:tc>
+          <w:tcPr>
+            <w:tcW w:type="dxa" w:w="3515"/>
+            <w:vAlign w:val="center"/>
+          </w:tcPr>
+          <w:p>
+            <w:pPr>
+              <w:spacing w:line="240" w:lineRule="auto" w:before="40" w:after="40"/>
+              <w:ind w:firstLine="0"/>
+              <w:jc w:val="left"/>
+            </w:pPr>
+            <w:r>
+              <w:rPr>
+                <w:rFonts w:ascii="Times New Roman" w:hAnsi="Times New Roman" w:eastAsia="宋体"/>
+                <w:b w:val="0"/>
+                <w:sz w:val="21"/>
+              </w:rPr>
+              <w:t>课程讲义、实验演示、知识科普</w:t>
+            </w:r>
+          </w:p>
+        </w:tc>
+        <w:tc>
+          <w:tcPr>
+            <w:tcW w:type="dxa" w:w="4082"/>
+            <w:vAlign w:val="center"/>
+          </w:tcPr>
+          <w:p>
+            <w:pPr>
+              <w:spacing w:line="240" w:lineRule="auto" w:before="40" w:after="40"/>
+              <w:ind w:firstLine="0"/>
+              <w:jc w:val="left"/>
+            </w:pPr>
+            <w:r>
+              <w:rPr>
+                <w:rFonts w:ascii="Times New Roman" w:hAnsi="Times New Roman" w:eastAsia="宋体"/>
+                <w:b w:val="0"/>
+                <w:sz w:val="21"/>
+              </w:rPr>
+              <w:t>富媒体扩展承载 3D 与交互内容</w:t>
+            </w:r>
+          </w:p>
+        </w:tc>
+      </w:tr>
+      <w:tr>
+        <w:trPr>
+          <w:cantSplit/>
+        </w:trPr>
+        <w:tc>
+          <w:tcPr>
+            <w:tcW w:type="dxa" w:w="1361"/>
+            <w:vAlign w:val="center"/>
+          </w:tcPr>
+          <w:p>
+            <w:pPr>
+              <w:spacing w:line="240" w:lineRule="auto" w:before="40" w:after="40"/>
+              <w:ind w:firstLine="0"/>
+              <w:jc w:val="center"/>
+            </w:pPr>
+            <w:r>
+              <w:rPr>
+                <w:rFonts w:ascii="Times New Roman" w:hAnsi="Times New Roman" w:eastAsia="宋体"/>
+                <w:b w:val="0"/>
+                <w:sz w:val="21"/>
+              </w:rPr>
+              <w:t>活动策划</w:t>
+            </w:r>
+          </w:p>
+        </w:tc>
+        <w:tc>
+          <w:tcPr>
+            <w:tcW w:type="dxa" w:w="3515"/>
+            <w:vAlign w:val="center"/>
+          </w:tcPr>
+          <w:p>
+            <w:pPr>
+              <w:spacing w:line="240" w:lineRule="auto" w:before="40" w:after="40"/>
+              <w:ind w:firstLine="0"/>
+              <w:jc w:val="left"/>
+            </w:pPr>
+            <w:r>
+              <w:rPr>
+                <w:rFonts w:ascii="Times New Roman" w:hAnsi="Times New Roman" w:eastAsia="宋体"/>
+                <w:b w:val="0"/>
+                <w:sz w:val="21"/>
+              </w:rPr>
+              <w:t>团建、发布会、年会方案</w:t>
+            </w:r>
+          </w:p>
+        </w:tc>
+        <w:tc>
+          <w:tcPr>
+            <w:tcW w:type="dxa" w:w="4082"/>
+            <w:vAlign w:val="center"/>
+          </w:tcPr>
+          <w:p>
+            <w:pPr>
+              <w:spacing w:line="240" w:lineRule="auto" w:before="40" w:after="40"/>
+              <w:ind w:firstLine="0"/>
+              <w:jc w:val="left"/>
+            </w:pPr>
+            <w:r>
+              <w:rPr>
+                <w:rFonts w:ascii="Times New Roman" w:hAnsi="Times New Roman" w:eastAsia="宋体"/>
+                <w:b w:val="0"/>
+                <w:sz w:val="21"/>
+              </w:rPr>
+              <w:t>一份 JSON 一套成品，改稿零成本</w:t>
+            </w:r>
+          </w:p>
+        </w:tc>
+      </w:tr>
+    </w:tbl>
+    <w:p>
+      <w:pPr>
+        <w:spacing w:before="80"/>
+        <w:jc w:val="center"/>
+      </w:pPr>
+      <w:r>
+        <w:rPr>
+          <w:rFonts w:ascii="Times New Roman" w:hAnsi="Times New Roman" w:eastAsia="宋体"/>
+          <w:sz w:val="21"/>
+        </w:rPr>
+        <w:t>表2  更多应用场景</w:t>
+      </w:r>
+    </w:p>
+    <w:p>
+      <w:pPr>
+        <w:ind w:firstLineChars="200" w:firstLine="480"/>
+      </w:pPr>
+      <w:r>
+        <w:rPr>
+          <w:rFonts w:ascii="Times New Roman" w:hAnsi="Times New Roman" w:eastAsia="宋体"/>
+          <w:b w:val="0"/>
+        </w:rPr>
       </w:r>
     </w:p>
     <w:p>

--- a/docs/Lantern参赛背景书.docx
+++ b/docs/Lantern参赛背景书.docx
@@ -52,7 +52,7 @@
           <w:rFonts w:ascii="Times New Roman" w:hAnsi="Times New Roman" w:eastAsia="宋体"/>
           <w:sz w:val="24"/>
         </w:rPr>
-        <w:t>参赛团队：×××</w:t>
+        <w:t>参赛团队：×××（宁波金发 · 标准化工程师）</w:t>
       </w:r>
     </w:p>
     <w:p>
@@ -171,7 +171,7 @@
       </w:pPr>
       <w:hyperlink w:anchor="_LarkToc00003" w:history="1">
         <w:r>
-          <w:t>（二）核心痛点</w:t>
+          <w:t>（二）真实岗位痛点</w:t>
         </w:r>
         <w:r>
           <w:tab/>
@@ -372,7 +372,7 @@
           <w:fldChar w:fldCharType="separate"/>
         </w:r>
         <w:r>
-          <w:t>2</w:t>
+          <w:t>3</w:t>
         </w:r>
         <w:r>
           <w:fldChar w:fldCharType="end"/>
@@ -403,7 +403,7 @@
           <w:fldChar w:fldCharType="separate"/>
         </w:r>
         <w:r>
-          <w:t>2</w:t>
+          <w:t>3</w:t>
         </w:r>
         <w:r>
           <w:fldChar w:fldCharType="end"/>
@@ -558,7 +558,7 @@
           <w:fldChar w:fldCharType="separate"/>
         </w:r>
         <w:r>
-          <w:t>3</w:t>
+          <w:t>4</w:t>
         </w:r>
         <w:r>
           <w:fldChar w:fldCharType="end"/>
@@ -574,7 +574,7 @@
       </w:pPr>
       <w:hyperlink w:anchor="_LarkToc00016" w:history="1">
         <w:r>
-          <w:t>（一）示范案例一：办公策划——徒步团建活动策划案</w:t>
+          <w:t>（一）岗位场景：条款稽核与标准化周报</w:t>
         </w:r>
         <w:r>
           <w:tab/>
@@ -589,7 +589,7 @@
           <w:fldChar w:fldCharType="separate"/>
         </w:r>
         <w:r>
-          <w:t>3</w:t>
+          <w:t>4</w:t>
         </w:r>
         <w:r>
           <w:fldChar w:fldCharType="end"/>
@@ -605,7 +605,7 @@
       </w:pPr>
       <w:hyperlink w:anchor="_LarkToc00017" w:history="1">
         <w:r>
-          <w:t>（二）示范案例二：技术演示——石油炼制 3D 全流程网页</w:t>
+          <w:t>（二）示范案例一：办公策划——徒步团建活动策划案</w:t>
         </w:r>
         <w:r>
           <w:tab/>
@@ -636,7 +636,7 @@
       </w:pPr>
       <w:hyperlink w:anchor="_LarkToc00018" w:history="1">
         <w:r>
-          <w:t>（三）更多应用场景</w:t>
+          <w:t>（三）示范案例二：技术演示——石油炼制 3D 全流程网页</w:t>
         </w:r>
         <w:r>
           <w:tab/>
@@ -660,14 +660,14 @@
     </w:p>
     <w:p>
       <w:pPr>
-        <w:pStyle w:val="TOC1"/>
+        <w:pStyle w:val="TOC2"/>
         <w:tabs>
           <w:tab w:val="right" w:leader="dot" w:pos="9072"/>
         </w:tabs>
       </w:pPr>
       <w:hyperlink w:anchor="_LarkToc00019" w:history="1">
         <w:r>
-          <w:t>六、应用价值</w:t>
+          <w:t>（四）更多应用场景</w:t>
         </w:r>
         <w:r>
           <w:tab/>
@@ -698,7 +698,7 @@
       </w:pPr>
       <w:hyperlink w:anchor="_LarkToc00020" w:history="1">
         <w:r>
-          <w:t>七、未来展望</w:t>
+          <w:t>六、应用价值</w:t>
         </w:r>
         <w:r>
           <w:tab/>
@@ -729,7 +729,7 @@
       </w:pPr>
       <w:hyperlink w:anchor="_LarkToc00021" w:history="1">
         <w:r>
-          <w:t>附录  技术栈</w:t>
+          <w:t>七、未来展望</w:t>
         </w:r>
         <w:r>
           <w:tab/>
@@ -744,7 +744,69 @@
           <w:fldChar w:fldCharType="separate"/>
         </w:r>
         <w:r>
-          <w:t>5</w:t>
+          <w:t>6</w:t>
+        </w:r>
+        <w:r>
+          <w:fldChar w:fldCharType="end"/>
+        </w:r>
+      </w:hyperlink>
+    </w:p>
+    <w:p>
+      <w:pPr>
+        <w:pStyle w:val="TOC1"/>
+        <w:tabs>
+          <w:tab w:val="right" w:leader="dot" w:pos="9072"/>
+        </w:tabs>
+      </w:pPr>
+      <w:hyperlink w:anchor="_LarkToc00022" w:history="1">
+        <w:r>
+          <w:t>附录A  技术栈</w:t>
+        </w:r>
+        <w:r>
+          <w:tab/>
+        </w:r>
+        <w:r>
+          <w:fldChar w:fldCharType="begin"/>
+        </w:r>
+        <w:r>
+          <w:instrText xml:space="preserve"> PAGEREF _LarkToc00022 \h </w:instrText>
+        </w:r>
+        <w:r>
+          <w:fldChar w:fldCharType="separate"/>
+        </w:r>
+        <w:r>
+          <w:t>6</w:t>
+        </w:r>
+        <w:r>
+          <w:fldChar w:fldCharType="end"/>
+        </w:r>
+      </w:hyperlink>
+    </w:p>
+    <w:p>
+      <w:pPr>
+        <w:pStyle w:val="TOC1"/>
+        <w:tabs>
+          <w:tab w:val="right" w:leader="dot" w:pos="9072"/>
+        </w:tabs>
+      </w:pPr>
+      <w:hyperlink w:anchor="_LarkToc00023" w:history="1">
+        <w:r>
+          <w:t>附录B  公司信息参考来源</w:t>
+        </w:r>
+        <w:r>
+          <w:tab/>
+        </w:r>
+        <w:r>
+          <w:fldChar w:fldCharType="begin"/>
+        </w:r>
+        <w:r>
+          <w:instrText xml:space="preserve"> PAGEREF _LarkToc00023 \h </w:instrText>
+        </w:r>
+        <w:r>
+          <w:fldChar w:fldCharType="separate"/>
+        </w:r>
+        <w:r>
+          <w:t>6</w:t>
         </w:r>
         <w:r>
           <w:fldChar w:fldCharType="end"/>
@@ -793,7 +855,7 @@
           <w:rFonts w:ascii="Times New Roman" w:hAnsi="Times New Roman" w:eastAsia="宋体"/>
           <w:b w:val="0"/>
         </w:rPr>
-        <w:t>演示文稿是职场中最高频的表达载体之一：工作汇报、项目提案、方案评审、培训授课、产品发布，几乎每一种正式沟通都离不开它。一份结构清晰、视觉专业的演示文稿，直接关系到信息的传达效果与听者的第一印象。</w:t>
+        <w:t>宁波金发新材料有限公司是金发科技股份有限公司（股票代码 600143）的全资子公司，坐落于宁波经济技术开发区青峙工业园，注册资本 34.31 亿元，主营丙烯、聚丙烯、改性聚丙烯、甲乙酮等化工基础材料，是金发科技唯一打通“丙烷—丙烯—聚丙烯—改性聚丙烯”全产业链的子公司，也是集团向改性塑料上游延伸的关键一环。作为高新技术企业、专精特新中小企业与绿色工厂，公司的标准化工作贯穿产品标准、工艺标准与安全环保合规的各个环节。</w:t>
       </w:r>
     </w:p>
     <w:p>
@@ -805,7 +867,7 @@
           <w:rFonts w:ascii="Times New Roman" w:hAnsi="Times New Roman" w:eastAsia="宋体"/>
           <w:b w:val="0"/>
         </w:rPr>
-        <w:t>然而，演示文稿的生产方式长期停留在“手工作坊”阶段：内容撰写、版面设计、数据填表、图片配比分散在多套工具中，由人工逐页拼装。制作一份结构完整的演示文稿，往往需要数小时，且其中的大量时间消耗在格式调整与反复返工上。</w:t>
+        <w:t>在这样一家以化工新材料为核心业务的制造企业中，标准化工程师承担着企业标准体系建设、标准条款稽核审查、标准宣贯与合规检查整改等工作：对照国家标准、行业标准与企业标准逐条核对条款，编制标准对照表与稽核记录，跟踪整改闭环。这些工作的产出——周报、稽核结果汇报、标准宣贯课件——大量以演示文稿（PPT）形式呈现，而演示文稿的生产长期停留在手工逐页排版的阶段。</w:t>
       </w:r>
     </w:p>
     <w:p>
@@ -814,7 +876,7 @@
       </w:pPr>
       <w:bookmarkStart w:id="3" w:name="_LarkToc00003"/>
       <w:r>
-        <w:t>（二）核心痛点</w:t>
+        <w:t>（二）真实岗位痛点</w:t>
       </w:r>
       <w:bookmarkEnd w:id="3"/>
     </w:p>
@@ -924,7 +986,7 @@
                 <w:b w:val="0"/>
                 <w:sz w:val="21"/>
               </w:rPr>
-              <w:t>制作耗时</w:t>
+              <w:t>条款稽核任务重</w:t>
             </w:r>
           </w:p>
         </w:tc>
@@ -945,7 +1007,7 @@
                 <w:b w:val="0"/>
                 <w:sz w:val="21"/>
               </w:rPr>
-              <w:t>逐页排版、反复调整字体字号间距，格式工作占比高</w:t>
+              <w:t>标准条款多、逐条核对，对照表手工整理易错漏</w:t>
             </w:r>
           </w:p>
         </w:tc>
@@ -966,7 +1028,7 @@
                 <w:b w:val="0"/>
                 <w:sz w:val="21"/>
               </w:rPr>
-              <w:t>一份演示文稿动辄数小时，交付周期长</w:t>
+              <w:t>稽核周期长，逐字核对消耗大量精力</w:t>
             </w:r>
           </w:p>
         </w:tc>
@@ -992,7 +1054,7 @@
                 <w:b w:val="0"/>
                 <w:sz w:val="21"/>
               </w:rPr>
-              <w:t>模板同质</w:t>
+              <w:t>汇报材料高频</w:t>
             </w:r>
           </w:p>
         </w:tc>
@@ -1013,7 +1075,7 @@
                 <w:b w:val="0"/>
                 <w:sz w:val="21"/>
               </w:rPr>
-              <w:t>通用模板千篇一律，视觉与内容结构脱节</w:t>
+              <w:t>周报、稽核汇报、整改闭环汇报每周都要做 PPT</w:t>
             </w:r>
           </w:p>
         </w:tc>
@@ -1034,7 +1096,7 @@
                 <w:b w:val="0"/>
                 <w:sz w:val="21"/>
               </w:rPr>
-              <w:t>表达缺乏辨识度，重点信息被淹没</w:t>
+              <w:t>排版占去大量时间，挤压条款核对本身</w:t>
             </w:r>
           </w:p>
         </w:tc>
@@ -1060,7 +1122,7 @@
                 <w:b w:val="0"/>
                 <w:sz w:val="21"/>
               </w:rPr>
-              <w:t>数据易错</w:t>
+              <w:t>数据一致难保障</w:t>
             </w:r>
           </w:p>
         </w:tc>
@@ -1102,7 +1164,7 @@
                 <w:b w:val="0"/>
                 <w:sz w:val="21"/>
               </w:rPr>
-              <w:t>数据不一致，返工与核对成本高</w:t>
+              <w:t>汇报数字前后不一致，需反复核对</w:t>
             </w:r>
           </w:p>
         </w:tc>
@@ -1128,7 +1190,7 @@
                 <w:b w:val="0"/>
                 <w:sz w:val="21"/>
               </w:rPr>
-              <w:t>协作割裂</w:t>
+              <w:t>改稿返工频繁</w:t>
             </w:r>
           </w:p>
         </w:tc>
@@ -1149,7 +1211,7 @@
                 <w:b w:val="0"/>
                 <w:sz w:val="21"/>
               </w:rPr>
-              <w:t>内容、排版、配图分散在不同工具，版本流转混乱</w:t>
+              <w:t>条款或数据一调整，整页重排</w:t>
             </w:r>
           </w:p>
         </w:tc>
@@ -1170,7 +1232,7 @@
                 <w:b w:val="0"/>
                 <w:sz w:val="21"/>
               </w:rPr>
-              <w:t>沟通成本高，多人协作难以收敛</w:t>
+              <w:t>需求一变从头再来，交付效率低</w:t>
             </w:r>
           </w:p>
         </w:tc>
@@ -1196,7 +1258,7 @@
                 <w:b w:val="0"/>
                 <w:sz w:val="21"/>
               </w:rPr>
-              <w:t>返工频繁</w:t>
+              <w:t>模板与风格不统一</w:t>
             </w:r>
           </w:p>
         </w:tc>
@@ -1217,7 +1279,7 @@
                 <w:b w:val="0"/>
                 <w:sz w:val="21"/>
               </w:rPr>
-              <w:t>需求一变就要从头再来，手动文档难以快速再生成</w:t>
+              <w:t>跨部门协作风格各异，规范落地难</w:t>
             </w:r>
           </w:p>
         </w:tc>
@@ -1238,7 +1300,7 @@
                 <w:b w:val="0"/>
                 <w:sz w:val="21"/>
               </w:rPr>
-              <w:t>响应变化慢，团队精力被低效消耗</w:t>
+              <w:t>汇报口径不一致，评审沟通成本高</w:t>
             </w:r>
           </w:p>
         </w:tc>
@@ -1254,7 +1316,7 @@
           <w:rFonts w:ascii="Times New Roman" w:hAnsi="Times New Roman" w:eastAsia="宋体"/>
           <w:sz w:val="21"/>
         </w:rPr>
-        <w:t>表1  演示文稿制作的核心痛点</w:t>
+        <w:t>表1  标准化工程师岗位的核心痛点</w:t>
       </w:r>
     </w:p>
     <w:p>
@@ -1287,7 +1349,7 @@
           <w:rFonts w:ascii="Times New Roman" w:hAnsi="Times New Roman" w:eastAsia="宋体"/>
           <w:b w:val="0"/>
         </w:rPr>
-        <w:t>上述痛点的共同根源，在于演示文稿的内容与呈现被强耦合在一起：改一个数字，要同步调整表格、图表与相关页面；换一种风格，整份文档的版式都要重排。演示文稿的生产缺少一条“内容定义、自动出片、质量校验”的工业化流水线，仍停留在靠人力和经验堆砌的阶段。</w:t>
+        <w:t>上述痛点的共同根源，在于演示文稿的内容与呈现被强耦合在一起：改一个数字，要同步调整表格、图表与相关页面；换一种风格，整份文档的版式都要重排。标准化岗位的条款对照表、稽核记录与周报本就数据密集、更新频繁，演示文稿的生产缺少一条“内容定义、自动出片、质量校验”的工业化流水线，仍停留在靠人力和经验堆砌的阶段。</w:t>
       </w:r>
     </w:p>
     <w:p>
@@ -1319,7 +1381,7 @@
           <w:rFonts w:ascii="Times New Roman" w:hAnsi="Times New Roman" w:eastAsia="宋体"/>
           <w:b w:val="0"/>
         </w:rPr>
-        <w:t>Lantern 是一套以 JSON 数据驱动、全自动化出片的演示文稿生产引擎。使用者用结构化的 JSON 描述演示内容，引擎负责解析、排版、渲染与校验，一条命令同时产出 PPTX 与 PDF 成品，实现“内容即数据、数据即成品”。</w:t>
+        <w:t>Lantern 是一套以 JSON 数据驱动、全自动化出片的演示文稿生产引擎，面向标准化工程师等办公岗位的高频汇报场景。使用者用结构化的 JSON 描述演示内容，引擎负责解析、排版、渲染与校验，一条命令同时产出 PPTX 与 PDF 成品，实现“内容即数据、数据即成品”。</w:t>
       </w:r>
     </w:p>
     <w:p>
@@ -1562,9 +1624,55 @@
       </w:pPr>
       <w:bookmarkStart w:id="16" w:name="_LarkToc00016"/>
       <w:r>
-        <w:t>（一）示范案例一：办公策划——徒步团建活动策划案</w:t>
+        <w:t>（一）岗位场景：条款稽核与标准化周报</w:t>
       </w:r>
       <w:bookmarkEnd w:id="16"/>
+    </w:p>
+    <w:p>
+      <w:pPr>
+        <w:ind w:firstLineChars="200" w:firstLine="480"/>
+      </w:pPr>
+      <w:r>
+        <w:rPr>
+          <w:rFonts w:ascii="Times New Roman" w:hAnsi="Times New Roman" w:eastAsia="宋体"/>
+          <w:b w:val="0"/>
+        </w:rPr>
+        <w:t>条款稽核汇报：将标准条款对照表（国标、行标、企标的条款与执行情况）写入 JSON，Lantern 的多列表格自动渲染成规范的稽核对照页，逐条呈现条款、判定与整改项，数据全篇一致。</w:t>
+      </w:r>
+    </w:p>
+    <w:p>
+      <w:pPr>
+        <w:ind w:firstLineChars="200" w:firstLine="480"/>
+      </w:pPr>
+      <w:r>
+        <w:rPr>
+          <w:rFonts w:ascii="Times New Roman" w:hAnsi="Times New Roman" w:eastAsia="宋体"/>
+          <w:b w:val="0"/>
+        </w:rPr>
+        <w:t>标准化周报：每周将工作条目（标准推进、稽核结果、整改闭环）整理为 JSON，一条命令生成周报 PPT 与 PDF，改一版重跑一次即可，无需逐页排版。</w:t>
+      </w:r>
+    </w:p>
+    <w:p>
+      <w:pPr>
+        <w:ind w:firstLineChars="200" w:firstLine="480"/>
+      </w:pPr>
+      <w:r>
+        <w:rPr>
+          <w:rFonts w:ascii="Times New Roman" w:hAnsi="Times New Roman" w:eastAsia="宋体"/>
+          <w:b w:val="0"/>
+        </w:rPr>
+        <w:t>标准宣贯课件：宣贯培训材料可复用统一模板批量生成，条款更新后重新渲染即得新版课件，保证培训口径与标准文本一致。</w:t>
+      </w:r>
+    </w:p>
+    <w:p>
+      <w:pPr>
+        <w:pStyle w:val="Heading2"/>
+      </w:pPr>
+      <w:bookmarkStart w:id="17" w:name="_LarkToc00017"/>
+      <w:r>
+        <w:t>（二）示范案例一：办公策划——徒步团建活动策划案</w:t>
+      </w:r>
+      <w:bookmarkEnd w:id="17"/>
     </w:p>
     <w:p>
       <w:pPr>
@@ -1582,11 +1690,11 @@
       <w:pPr>
         <w:pStyle w:val="Heading2"/>
       </w:pPr>
-      <w:bookmarkStart w:id="17" w:name="_LarkToc00017"/>
+      <w:bookmarkStart w:id="18" w:name="_LarkToc00018"/>
       <w:r>
-        <w:t>（二）示范案例二：技术演示——石油炼制 3D 全流程网页</w:t>
+        <w:t>（三）示范案例二：技术演示——石油炼制 3D 全流程网页</w:t>
       </w:r>
-      <w:bookmarkEnd w:id="17"/>
+      <w:bookmarkEnd w:id="18"/>
     </w:p>
     <w:p>
       <w:pPr>
@@ -1604,11 +1712,11 @@
       <w:pPr>
         <w:pStyle w:val="Heading2"/>
       </w:pPr>
-      <w:bookmarkStart w:id="18" w:name="_LarkToc00018"/>
+      <w:bookmarkStart w:id="19" w:name="_LarkToc00019"/>
       <w:r>
-        <w:t>（三）更多应用场景</w:t>
+        <w:t>（四）更多应用场景</w:t>
       </w:r>
-      <w:bookmarkEnd w:id="18"/>
+      <w:bookmarkEnd w:id="19"/>
     </w:p>
     <w:p>
       <w:pPr>
@@ -1619,7 +1727,7 @@
           <w:rFonts w:ascii="Times New Roman" w:hAnsi="Times New Roman" w:eastAsia="宋体"/>
           <w:b w:val="0"/>
         </w:rPr>
-        <w:t>两个示范案例分别代表 Lantern 的两类典型用法：策划类文档以结构化数据快速成片，技术类演示以富媒体资产进入演示。在此基础上，Lantern 还可广泛应用于以下办公场景：</w:t>
+        <w:t>岗位场景与两个示范案例分别代表 Lantern 的三类典型用法：数据密集的稽核对照、结构化策划快速成片、富媒体技术演示。在此基础上，Lantern 还可广泛应用于以下办公场景：</w:t>
       </w:r>
     </w:p>
     <w:tbl>
@@ -1728,7 +1836,7 @@
                 <w:b w:val="0"/>
                 <w:sz w:val="21"/>
               </w:rPr>
-              <w:t>产品发布</w:t>
+              <w:t>标准稽核汇报</w:t>
             </w:r>
           </w:p>
         </w:tc>
@@ -1749,7 +1857,7 @@
                 <w:b w:val="0"/>
                 <w:sz w:val="21"/>
               </w:rPr>
-              <w:t>新品介绍、功能演示、发布会物料</w:t>
+              <w:t>条款对照、稽核记录、整改清单</w:t>
             </w:r>
           </w:p>
         </w:tc>
@@ -1770,7 +1878,7 @@
                 <w:b w:val="0"/>
                 <w:sz w:val="21"/>
               </w:rPr>
-              <w:t>快速成片，产品参数随时更新再生成</w:t>
+              <w:t>多列表格自动渲染，条款与判定逐条一致</w:t>
             </w:r>
           </w:p>
         </w:tc>
@@ -1796,7 +1904,7 @@
                 <w:b w:val="0"/>
                 <w:sz w:val="21"/>
               </w:rPr>
-              <w:t>项目路演</w:t>
+              <w:t>标准化周报月报</w:t>
             </w:r>
           </w:p>
         </w:tc>
@@ -1817,7 +1925,7 @@
                 <w:b w:val="0"/>
                 <w:sz w:val="21"/>
               </w:rPr>
-              <w:t>创业融资、项目立项演示</w:t>
+              <w:t>工作条目、进展跟踪、闭环汇报</w:t>
             </w:r>
           </w:p>
         </w:tc>
@@ -1838,7 +1946,7 @@
                 <w:b w:val="0"/>
                 <w:sz w:val="21"/>
               </w:rPr>
-              <w:t>JSON 可版本管理，多版路演一键再生</w:t>
+              <w:t>JSON 改一条重跑一次，周周可再生成</w:t>
             </w:r>
           </w:p>
         </w:tc>
@@ -1864,7 +1972,7 @@
                 <w:b w:val="0"/>
                 <w:sz w:val="21"/>
               </w:rPr>
-              <w:t>培训课件</w:t>
+              <w:t>培训宣贯课件</w:t>
             </w:r>
           </w:p>
         </w:tc>
@@ -1885,7 +1993,7 @@
                 <w:b w:val="0"/>
                 <w:sz w:val="21"/>
               </w:rPr>
-              <w:t>入职培训、技能讲解、制度宣贯</w:t>
+              <w:t>标准宣贯、制度解读、安全培训</w:t>
             </w:r>
           </w:p>
         </w:tc>
@@ -1906,7 +2014,7 @@
                 <w:b w:val="0"/>
                 <w:sz w:val="21"/>
               </w:rPr>
-              <w:t>内容与版式分离，批量更新讲师课件</w:t>
+              <w:t>统一模板批量更新，口径与标准文本一致</w:t>
             </w:r>
           </w:p>
         </w:tc>
@@ -1953,7 +2061,7 @@
                 <w:b w:val="0"/>
                 <w:sz w:val="21"/>
               </w:rPr>
-              <w:t>项目评审、毕业答辩、验收汇报</w:t>
+              <w:t>项目评审、验收汇报、专家答辩</w:t>
             </w:r>
           </w:p>
         </w:tc>
@@ -2021,7 +2129,7 @@
                 <w:b w:val="0"/>
                 <w:sz w:val="21"/>
               </w:rPr>
-              <w:t>经营分析、周报月报、业绩复盘</w:t>
+              <w:t>经营分析、业绩复盘、指标跟踪</w:t>
             </w:r>
           </w:p>
         </w:tc>
@@ -2416,11 +2524,11 @@
       <w:pPr>
         <w:pStyle w:val="Heading1"/>
       </w:pPr>
-      <w:bookmarkStart w:id="19" w:name="_LarkToc00019"/>
+      <w:bookmarkStart w:id="20" w:name="_LarkToc00020"/>
       <w:r>
         <w:t>六、应用价值</w:t>
       </w:r>
-      <w:bookmarkEnd w:id="19"/>
+      <w:bookmarkEnd w:id="20"/>
     </w:p>
     <w:p>
       <w:pPr>
@@ -2431,7 +2539,7 @@
           <w:rFonts w:ascii="Times New Roman" w:hAnsi="Times New Roman" w:eastAsia="宋体"/>
           <w:b w:val="0"/>
         </w:rPr>
-        <w:t>效率价值：演示文稿制作从“小时级”缩短到“分钟级”，团队把精力还给内容本身。</w:t>
+        <w:t>效率价值：稽核汇报与周报制作从“小时级”缩短到“分钟级”，标准化工作把精力还给条款核对本身。</w:t>
       </w:r>
     </w:p>
     <w:p>
@@ -2443,7 +2551,7 @@
           <w:rFonts w:ascii="Times New Roman" w:hAnsi="Times New Roman" w:eastAsia="宋体"/>
           <w:b w:val="0"/>
         </w:rPr>
-        <w:t>质量价值：统一版式规范、内置校验与数据一致性，显著降低格式与数字错误。</w:t>
+        <w:t>质量价值：统一版式规范、内置校验与数据一致性，显著降低标准对照表与汇报中的数字错误。</w:t>
       </w:r>
     </w:p>
     <w:p>
@@ -2455,7 +2563,7 @@
           <w:rFonts w:ascii="Times New Roman" w:hAnsi="Times New Roman" w:eastAsia="宋体"/>
           <w:b w:val="0"/>
         </w:rPr>
-        <w:t>协作价值：JSON 内容可版本管理、可复用、可被脚本与自动化任务驱动，支持接入持续集成与定时生成。</w:t>
+        <w:t>协作价值：JSON 内容可版本管理、可复用、可被脚本与自动化任务驱动，支持标准条款库与汇报模板的沉淀复用。</w:t>
       </w:r>
     </w:p>
     <w:p>
@@ -2467,18 +2575,18 @@
           <w:rFonts w:ascii="Times New Roman" w:hAnsi="Times New Roman" w:eastAsia="宋体"/>
           <w:b w:val="0"/>
         </w:rPr>
-        <w:t>社会价值：降低演示制作的专业门槛，让更多创作者摆脱排版负担，专注表达。</w:t>
+        <w:t>社会价值：降低演示制作的专业门槛，让更多一线工程师摆脱排版负担，专注业务表达。</w:t>
       </w:r>
     </w:p>
     <w:p>
       <w:pPr>
         <w:pStyle w:val="Heading1"/>
       </w:pPr>
-      <w:bookmarkStart w:id="20" w:name="_LarkToc00020"/>
+      <w:bookmarkStart w:id="21" w:name="_LarkToc00021"/>
       <w:r>
         <w:t>七、未来展望</w:t>
       </w:r>
-      <w:bookmarkEnd w:id="20"/>
+      <w:bookmarkEnd w:id="21"/>
     </w:p>
     <w:p>
       <w:pPr>
@@ -2496,11 +2604,11 @@
       <w:pPr>
         <w:pStyle w:val="Heading1"/>
       </w:pPr>
-      <w:bookmarkStart w:id="21" w:name="_LarkToc00021"/>
+      <w:bookmarkStart w:id="22" w:name="_LarkToc00022"/>
       <w:r>
-        <w:t>附录  技术栈</w:t>
+        <w:t>附录A  技术栈</w:t>
       </w:r>
-      <w:bookmarkEnd w:id="21"/>
+      <w:bookmarkEnd w:id="22"/>
     </w:p>
     <w:p>
       <w:pPr>
@@ -2512,6 +2620,410 @@
           <w:b w:val="0"/>
         </w:rPr>
         <w:t>Lantern 主体以 Python 实现：WPS COM 负责文档渲染，PIL 处理图片素材，PyMuPDF 执行页面校验；3D 扩展采用 three.js 构建单文件交互网页。全部组件可在本地环境直接运行。</w:t>
+      </w:r>
+    </w:p>
+    <w:p>
+      <w:pPr>
+        <w:pStyle w:val="Heading1"/>
+      </w:pPr>
+      <w:bookmarkStart w:id="23" w:name="_LarkToc00023"/>
+      <w:r>
+        <w:t>附录B  公司信息参考来源</w:t>
+      </w:r>
+      <w:bookmarkEnd w:id="23"/>
+    </w:p>
+    <w:tbl>
+      <w:tblPr>
+        <w:tblStyle w:val="TableGrid"/>
+        <w:tblW w:type="auto" w:w="0"/>
+        <w:jc w:val="center"/>
+        <w:tblLayout w:type="fixed"/>
+        <w:tblLook w:firstColumn="1" w:firstRow="1" w:lastColumn="0" w:lastRow="0" w:noHBand="0" w:noVBand="1" w:val="04A0"/>
+      </w:tblPr>
+      <w:tblGrid>
+        <w:gridCol w:w="3024"/>
+        <w:gridCol w:w="3024"/>
+        <w:gridCol w:w="3024"/>
+      </w:tblGrid>
+      <w:tr>
+        <w:trPr>
+          <w:cantSplit/>
+          <w:tblHeader/>
+        </w:trPr>
+        <w:tc>
+          <w:tcPr>
+            <w:tcW w:type="dxa" w:w="1474"/>
+            <w:vAlign w:val="center"/>
+            <w:shd w:val="clear" w:fill="D9D9D9"/>
+          </w:tcPr>
+          <w:p>
+            <w:pPr>
+              <w:spacing w:line="240" w:lineRule="auto" w:before="40" w:after="40"/>
+              <w:ind w:firstLine="0"/>
+              <w:jc w:val="center"/>
+            </w:pPr>
+            <w:r>
+              <w:rPr>
+                <w:rFonts w:ascii="Times New Roman" w:hAnsi="Times New Roman" w:eastAsia="宋体"/>
+                <w:b/>
+                <w:sz w:val="21"/>
+              </w:rPr>
+              <w:t>信息项</w:t>
+            </w:r>
+          </w:p>
+        </w:tc>
+        <w:tc>
+          <w:tcPr>
+            <w:tcW w:type="dxa" w:w="4309"/>
+            <w:vAlign w:val="center"/>
+            <w:shd w:val="clear" w:fill="D9D9D9"/>
+          </w:tcPr>
+          <w:p>
+            <w:pPr>
+              <w:spacing w:line="240" w:lineRule="auto" w:before="40" w:after="40"/>
+              <w:ind w:firstLine="0"/>
+              <w:jc w:val="center"/>
+            </w:pPr>
+            <w:r>
+              <w:rPr>
+                <w:rFonts w:ascii="Times New Roman" w:hAnsi="Times New Roman" w:eastAsia="宋体"/>
+                <w:b/>
+                <w:sz w:val="21"/>
+              </w:rPr>
+              <w:t>内容</w:t>
+            </w:r>
+          </w:p>
+        </w:tc>
+        <w:tc>
+          <w:tcPr>
+            <w:tcW w:type="dxa" w:w="3175"/>
+            <w:vAlign w:val="center"/>
+            <w:shd w:val="clear" w:fill="D9D9D9"/>
+          </w:tcPr>
+          <w:p>
+            <w:pPr>
+              <w:spacing w:line="240" w:lineRule="auto" w:before="40" w:after="40"/>
+              <w:ind w:firstLine="0"/>
+              <w:jc w:val="center"/>
+            </w:pPr>
+            <w:r>
+              <w:rPr>
+                <w:rFonts w:ascii="Times New Roman" w:hAnsi="Times New Roman" w:eastAsia="宋体"/>
+                <w:b/>
+                <w:sz w:val="21"/>
+              </w:rPr>
+              <w:t>来源</w:t>
+            </w:r>
+          </w:p>
+        </w:tc>
+      </w:tr>
+      <w:tr>
+        <w:trPr>
+          <w:cantSplit/>
+        </w:trPr>
+        <w:tc>
+          <w:tcPr>
+            <w:tcW w:type="dxa" w:w="1474"/>
+            <w:vAlign w:val="center"/>
+          </w:tcPr>
+          <w:p>
+            <w:pPr>
+              <w:spacing w:line="240" w:lineRule="auto" w:before="40" w:after="40"/>
+              <w:ind w:firstLine="0"/>
+              <w:jc w:val="center"/>
+            </w:pPr>
+            <w:r>
+              <w:rPr>
+                <w:rFonts w:ascii="Times New Roman" w:hAnsi="Times New Roman" w:eastAsia="宋体"/>
+                <w:b w:val="0"/>
+                <w:sz w:val="21"/>
+              </w:rPr>
+              <w:t>企业概况</w:t>
+            </w:r>
+          </w:p>
+        </w:tc>
+        <w:tc>
+          <w:tcPr>
+            <w:tcW w:type="dxa" w:w="4309"/>
+            <w:vAlign w:val="center"/>
+          </w:tcPr>
+          <w:p>
+            <w:pPr>
+              <w:spacing w:line="240" w:lineRule="auto" w:before="40" w:after="40"/>
+              <w:ind w:firstLine="0"/>
+              <w:jc w:val="left"/>
+            </w:pPr>
+            <w:r>
+              <w:rPr>
+                <w:rFonts w:ascii="Times New Roman" w:hAnsi="Times New Roman" w:eastAsia="宋体"/>
+                <w:b w:val="0"/>
+                <w:sz w:val="21"/>
+              </w:rPr>
+              <w:t>金发科技全资子公司，注册资本 34.31 亿元，主营丙烯、聚丙烯、改性聚丙烯、甲乙酮等</w:t>
+            </w:r>
+          </w:p>
+        </w:tc>
+        <w:tc>
+          <w:tcPr>
+            <w:tcW w:type="dxa" w:w="3175"/>
+            <w:vAlign w:val="center"/>
+          </w:tcPr>
+          <w:p>
+            <w:pPr>
+              <w:spacing w:line="240" w:lineRule="auto" w:before="40" w:after="40"/>
+              <w:ind w:firstLine="0"/>
+              <w:jc w:val="left"/>
+            </w:pPr>
+            <w:r>
+              <w:rPr>
+                <w:rFonts w:ascii="Times New Roman" w:hAnsi="Times New Roman" w:eastAsia="宋体"/>
+                <w:b w:val="0"/>
+                <w:sz w:val="21"/>
+              </w:rPr>
+              <w:t>金发科技官网“宁波金发新材料有限公司”</w:t>
+            </w:r>
+          </w:p>
+        </w:tc>
+      </w:tr>
+      <w:tr>
+        <w:trPr>
+          <w:cantSplit/>
+        </w:trPr>
+        <w:tc>
+          <w:tcPr>
+            <w:tcW w:type="dxa" w:w="1474"/>
+            <w:vAlign w:val="center"/>
+          </w:tcPr>
+          <w:p>
+            <w:pPr>
+              <w:spacing w:line="240" w:lineRule="auto" w:before="40" w:after="40"/>
+              <w:ind w:firstLine="0"/>
+              <w:jc w:val="center"/>
+            </w:pPr>
+            <w:r>
+              <w:rPr>
+                <w:rFonts w:ascii="Times New Roman" w:hAnsi="Times New Roman" w:eastAsia="宋体"/>
+                <w:b w:val="0"/>
+                <w:sz w:val="21"/>
+              </w:rPr>
+              <w:t>注册地址</w:t>
+            </w:r>
+          </w:p>
+        </w:tc>
+        <w:tc>
+          <w:tcPr>
+            <w:tcW w:type="dxa" w:w="4309"/>
+            <w:vAlign w:val="center"/>
+          </w:tcPr>
+          <w:p>
+            <w:pPr>
+              <w:spacing w:line="240" w:lineRule="auto" w:before="40" w:after="40"/>
+              <w:ind w:firstLine="0"/>
+              <w:jc w:val="left"/>
+            </w:pPr>
+            <w:r>
+              <w:rPr>
+                <w:rFonts w:ascii="Times New Roman" w:hAnsi="Times New Roman" w:eastAsia="宋体"/>
+                <w:b w:val="0"/>
+                <w:sz w:val="21"/>
+              </w:rPr>
+              <w:t>浙江省宁波市北仑区戚家山街道宏源路 168 号</w:t>
+            </w:r>
+          </w:p>
+        </w:tc>
+        <w:tc>
+          <w:tcPr>
+            <w:tcW w:type="dxa" w:w="3175"/>
+            <w:vAlign w:val="center"/>
+          </w:tcPr>
+          <w:p>
+            <w:pPr>
+              <w:spacing w:line="240" w:lineRule="auto" w:before="40" w:after="40"/>
+              <w:ind w:firstLine="0"/>
+              <w:jc w:val="left"/>
+            </w:pPr>
+            <w:r>
+              <w:rPr>
+                <w:rFonts w:ascii="Times New Roman" w:hAnsi="Times New Roman" w:eastAsia="宋体"/>
+                <w:b w:val="0"/>
+                <w:sz w:val="21"/>
+              </w:rPr>
+              <w:t>金发科技股份有限公司增资公告（上交所，2026-04-21）</w:t>
+            </w:r>
+          </w:p>
+        </w:tc>
+      </w:tr>
+      <w:tr>
+        <w:trPr>
+          <w:cantSplit/>
+        </w:trPr>
+        <w:tc>
+          <w:tcPr>
+            <w:tcW w:type="dxa" w:w="1474"/>
+            <w:vAlign w:val="center"/>
+          </w:tcPr>
+          <w:p>
+            <w:pPr>
+              <w:spacing w:line="240" w:lineRule="auto" w:before="40" w:after="40"/>
+              <w:ind w:firstLine="0"/>
+              <w:jc w:val="center"/>
+            </w:pPr>
+            <w:r>
+              <w:rPr>
+                <w:rFonts w:ascii="Times New Roman" w:hAnsi="Times New Roman" w:eastAsia="宋体"/>
+                <w:b w:val="0"/>
+                <w:sz w:val="21"/>
+              </w:rPr>
+              <w:t>产业链定位</w:t>
+            </w:r>
+          </w:p>
+        </w:tc>
+        <w:tc>
+          <w:tcPr>
+            <w:tcW w:type="dxa" w:w="4309"/>
+            <w:vAlign w:val="center"/>
+          </w:tcPr>
+          <w:p>
+            <w:pPr>
+              <w:spacing w:line="240" w:lineRule="auto" w:before="40" w:after="40"/>
+              <w:ind w:firstLine="0"/>
+              <w:jc w:val="left"/>
+            </w:pPr>
+            <w:r>
+              <w:rPr>
+                <w:rFonts w:ascii="Times New Roman" w:hAnsi="Times New Roman" w:eastAsia="宋体"/>
+                <w:b w:val="0"/>
+                <w:sz w:val="21"/>
+              </w:rPr>
+              <w:t>唯一打通“丙烷—丙烯—聚丙烯—改性聚丙烯”全产业链的子公司</w:t>
+            </w:r>
+          </w:p>
+        </w:tc>
+        <w:tc>
+          <w:tcPr>
+            <w:tcW w:type="dxa" w:w="3175"/>
+            <w:vAlign w:val="center"/>
+          </w:tcPr>
+          <w:p>
+            <w:pPr>
+              <w:spacing w:line="240" w:lineRule="auto" w:before="40" w:after="40"/>
+              <w:ind w:firstLine="0"/>
+              <w:jc w:val="left"/>
+            </w:pPr>
+            <w:r>
+              <w:rPr>
+                <w:rFonts w:ascii="Times New Roman" w:hAnsi="Times New Roman" w:eastAsia="宋体"/>
+                <w:b w:val="0"/>
+                <w:sz w:val="21"/>
+              </w:rPr>
+              <w:t>宁波市北仑区人民政府官方报道</w:t>
+            </w:r>
+          </w:p>
+        </w:tc>
+      </w:tr>
+      <w:tr>
+        <w:trPr>
+          <w:cantSplit/>
+        </w:trPr>
+        <w:tc>
+          <w:tcPr>
+            <w:tcW w:type="dxa" w:w="1474"/>
+            <w:vAlign w:val="center"/>
+          </w:tcPr>
+          <w:p>
+            <w:pPr>
+              <w:spacing w:line="240" w:lineRule="auto" w:before="40" w:after="40"/>
+              <w:ind w:firstLine="0"/>
+              <w:jc w:val="center"/>
+            </w:pPr>
+            <w:r>
+              <w:rPr>
+                <w:rFonts w:ascii="Times New Roman" w:hAnsi="Times New Roman" w:eastAsia="宋体"/>
+                <w:b w:val="0"/>
+                <w:sz w:val="21"/>
+              </w:rPr>
+              <w:t>资质荣誉</w:t>
+            </w:r>
+          </w:p>
+        </w:tc>
+        <w:tc>
+          <w:tcPr>
+            <w:tcW w:type="dxa" w:w="4309"/>
+            <w:vAlign w:val="center"/>
+          </w:tcPr>
+          <w:p>
+            <w:pPr>
+              <w:spacing w:line="240" w:lineRule="auto" w:before="40" w:after="40"/>
+              <w:ind w:firstLine="0"/>
+              <w:jc w:val="left"/>
+            </w:pPr>
+            <w:r>
+              <w:rPr>
+                <w:rFonts w:ascii="Times New Roman" w:hAnsi="Times New Roman" w:eastAsia="宋体"/>
+                <w:b w:val="0"/>
+                <w:sz w:val="21"/>
+              </w:rPr>
+              <w:t>高新技术企业、专精特新中小企业、绿色工厂</w:t>
+            </w:r>
+          </w:p>
+        </w:tc>
+        <w:tc>
+          <w:tcPr>
+            <w:tcW w:type="dxa" w:w="3175"/>
+            <w:vAlign w:val="center"/>
+          </w:tcPr>
+          <w:p>
+            <w:pPr>
+              <w:spacing w:line="240" w:lineRule="auto" w:before="40" w:after="40"/>
+              <w:ind w:firstLine="0"/>
+              <w:jc w:val="left"/>
+            </w:pPr>
+            <w:r>
+              <w:rPr>
+                <w:rFonts w:ascii="Times New Roman" w:hAnsi="Times New Roman" w:eastAsia="宋体"/>
+                <w:b w:val="0"/>
+                <w:sz w:val="21"/>
+              </w:rPr>
+              <w:t>公开工商与企业信息平台</w:t>
+            </w:r>
+          </w:p>
+        </w:tc>
+      </w:tr>
+    </w:tbl>
+    <w:p>
+      <w:pPr>
+        <w:spacing w:before="80"/>
+        <w:jc w:val="center"/>
+      </w:pPr>
+      <w:r>
+        <w:rPr>
+          <w:rFonts w:ascii="Times New Roman" w:hAnsi="Times New Roman" w:eastAsia="宋体"/>
+          <w:sz w:val="21"/>
+        </w:rPr>
+        <w:t>表3  公司信息参考来源</w:t>
+      </w:r>
+    </w:p>
+    <w:p>
+      <w:pPr>
+        <w:ind w:firstLineChars="200" w:firstLine="480"/>
+      </w:pPr>
+      <w:r>
+        <w:rPr>
+          <w:rFonts w:ascii="Times New Roman" w:hAnsi="Times New Roman" w:eastAsia="宋体"/>
+          <w:b w:val="0"/>
+        </w:rPr>
+      </w:r>
+    </w:p>
+    <w:p>
+      <w:pPr>
+        <w:ind w:firstLineChars="200" w:firstLine="480"/>
+      </w:pPr>
+      <w:r>
+        <w:rPr>
+          <w:rFonts w:ascii="Times New Roman" w:hAnsi="Times New Roman" w:eastAsia="宋体"/>
+          <w:b w:val="0"/>
+        </w:rPr>
+        <w:t>以上信息均为公开可查的官方发布内容，用于说明作品所处行业与岗位背景。</w:t>
       </w:r>
     </w:p>
     <w:sectPr>

--- a/docs/Lantern参赛背景书.docx
+++ b/docs/Lantern参赛背景书.docx
@@ -651,7 +651,7 @@
           <w:fldChar w:fldCharType="separate"/>
         </w:r>
         <w:r>
-          <w:t>4</w:t>
+          <w:t>5</w:t>
         </w:r>
         <w:r>
           <w:fldChar w:fldCharType="end"/>
@@ -1381,7 +1381,7 @@
           <w:rFonts w:ascii="Times New Roman" w:hAnsi="Times New Roman" w:eastAsia="宋体"/>
           <w:b w:val="0"/>
         </w:rPr>
-        <w:t>Lantern 是一套以 JSON 数据驱动、全自动化出片的演示文稿生产引擎，面向标准化工程师等办公岗位的高频汇报场景。使用者用结构化的 JSON 描述演示内容，引擎负责解析、排版、渲染与校验，一条命令同时产出 PPTX 与 PDF 成品，实现“内容即数据、数据即成品”。</w:t>
+        <w:t>Lantern 是一套以 JSON 数据驱动、全自动化出片的演示文稿生产引擎，面向标准化工程师等办公岗位的高频汇报场景。使用者用结构化的 JSON 描述演示内容，引擎负责解析、排版、渲染与校验，一条命令同时产出 PPTX 与 PDF 成品，实现“内容即数据、数据即成品”。Lantern 以命令行与技能包形式提供，可直接装入豆包等各类 AI Agent 与自动化工具，开箱即用、无需图形界面。</w:t>
       </w:r>
     </w:p>
     <w:p>
@@ -1416,6 +1416,18 @@
           <w:b w:val="0"/>
         </w:rPr>
         <w:t>声明式描述：每一页演示都是若干元素的组合——标题、正文、图片、表格、色条等，JSON 即文档本身，结构一目了然。</w:t>
+      </w:r>
+    </w:p>
+    <w:p>
+      <w:pPr>
+        <w:ind w:firstLineChars="200" w:firstLine="480"/>
+      </w:pPr>
+      <w:r>
+        <w:rPr>
+          <w:rFonts w:ascii="Times New Roman" w:hAnsi="Times New Roman" w:eastAsia="宋体"/>
+          <w:b w:val="0"/>
+        </w:rPr>
+        <w:t>Agent 友好：整个出片过程固化为一条命令，无中间状态、无上下文依赖，交给任何 Agent 执行都不会中途迷失。</w:t>
       </w:r>
     </w:p>
     <w:p>
@@ -1581,7 +1593,7 @@
           <w:rFonts w:ascii="Times New Roman" w:hAnsi="Times New Roman" w:eastAsia="宋体"/>
           <w:b w:val="0"/>
         </w:rPr>
-        <w:t>第二，内容与版面解耦：一处修改、全域再生成，需求变化不再是返工的开始，而只是一次重新渲染。</w:t>
+        <w:t>第二，Agent 友好、不中途迷失：传统方式由 AI 或人工逐页操作，多轮执行中容易丢失上下文、中断重来；Lantern 将整个设计流程固化为一条命令，无中间状态、无上下文依赖，任何环节可随时重跑，交给各类 Agent 执行也稳定可复现。</w:t>
       </w:r>
     </w:p>
     <w:p>
@@ -1593,7 +1605,7 @@
           <w:rFonts w:ascii="Times New Roman" w:hAnsi="Times New Roman" w:eastAsia="宋体"/>
           <w:b w:val="0"/>
         </w:rPr>
-        <w:t>第三，出片即校验：版式质量检查内建在生成链路中，问题在交付前被发现，而不是交付后由人工排查。</w:t>
+        <w:t>第三，执行快：全自动渲染加自动校验，一条命令 10–20 秒即出 PPTX 与 PDF 双格式成品；改稿只需重跑一次，无需等待逐页操作。</w:t>
       </w:r>
     </w:p>
     <w:p>
@@ -1605,7 +1617,31 @@
           <w:rFonts w:ascii="Times New Roman" w:hAnsi="Times New Roman" w:eastAsia="宋体"/>
           <w:b w:val="0"/>
         </w:rPr>
-        <w:t>第四，低门槛：演示内容用 JSON 描述，非程序员也能快速上手；同时 JSON 天然支持版本管理、复用与自动化集成。</w:t>
+        <w:t>第四，内容与版面解耦：一处修改、全域再生成，需求变化不再是返工的开始，而只是一次重新渲染。</w:t>
+      </w:r>
+    </w:p>
+    <w:p>
+      <w:pPr>
+        <w:ind w:firstLineChars="200" w:firstLine="480"/>
+      </w:pPr>
+      <w:r>
+        <w:rPr>
+          <w:rFonts w:ascii="Times New Roman" w:hAnsi="Times New Roman" w:eastAsia="宋体"/>
+          <w:b w:val="0"/>
+        </w:rPr>
+        <w:t>第五，出片即校验：版式质量检查内建在生成链路中，问题在交付前被发现，而不是交付后由人工排查。</w:t>
+      </w:r>
+    </w:p>
+    <w:p>
+      <w:pPr>
+        <w:ind w:firstLineChars="200" w:firstLine="480"/>
+      </w:pPr>
+      <w:r>
+        <w:rPr>
+          <w:rFonts w:ascii="Times New Roman" w:hAnsi="Times New Roman" w:eastAsia="宋体"/>
+          <w:b w:val="0"/>
+        </w:rPr>
+        <w:t>第六，低门槛、随处可用：演示内容用 JSON 描述，非程序员也能快速上手；纯命令行加技能封装，可装入豆包等各类 AI Agent 与自动化工具，开箱即用，场景覆盖汇报、稽核、策划、教学等通用办公领域。</w:t>
       </w:r>
     </w:p>
     <w:p>
